--- a/docs/use-case-tree.docx
+++ b/docs/use-case-tree.docx
@@ -615,6 +615,144 @@
     <w:p>
       <w:pPr>
         <w:pStyle w:val="Heading2"/>
+        <w:spacing w:after="80" w:before="360"/>
+      </w:pPr>
+      <w:r>
+        <w:rPr>
+          <w:rFonts w:ascii="Arial" w:cs="Arial" w:eastAsia="Arial" w:hAnsi="Arial"/>
+          <w:b/>
+          <w:bCs/>
+          <w:color w:val="1F1D18"/>
+          <w:sz w:val="28"/>
+          <w:szCs w:val="28"/>
+        </w:rPr>
+        <w:t xml:space="preserve">Fundamental end states</w:t>
+      </w:r>
+    </w:p>
+    <w:p>
+      <w:pPr>
+        <w:spacing w:after="160"/>
+      </w:pPr>
+      <w:r>
+        <w:rPr>
+          <w:rFonts w:ascii="Arial" w:cs="Arial" w:eastAsia="Arial" w:hAnsi="Arial"/>
+          <w:i/>
+          <w:iCs/>
+          <w:color w:val="56544C"/>
+          <w:sz w:val="22"/>
+          <w:szCs w:val="22"/>
+        </w:rPr>
+        <w:t xml:space="preserve">Edit each placeholder below with a user-outcome statement of the form “I can …”. These are the criteria the build is graded against to answer “does the system fully support this UC?”</w:t>
+      </w:r>
+    </w:p>
+    <w:p>
+      <w:pPr>
+        <w:pStyle w:val="ListParagraph"/>
+        <w:numPr>
+          <w:ilvl w:val="0"/>
+          <w:numId w:val="3"/>
+        </w:numPr>
+        <w:spacing w:after="80"/>
+      </w:pPr>
+      <w:r>
+        <w:rPr>
+          <w:rFonts w:ascii="Arial" w:cs="Arial" w:eastAsia="Arial" w:hAnsi="Arial"/>
+          <w:i/>
+          <w:iCs/>
+          <w:color w:val="888780"/>
+          <w:sz w:val="22"/>
+          <w:szCs w:val="22"/>
+        </w:rPr>
+        <w:t xml:space="preserve">(end state 1 — replace with a user-outcome statement)</w:t>
+      </w:r>
+    </w:p>
+    <w:p>
+      <w:pPr>
+        <w:pStyle w:val="ListParagraph"/>
+        <w:numPr>
+          <w:ilvl w:val="0"/>
+          <w:numId w:val="3"/>
+        </w:numPr>
+        <w:spacing w:after="80"/>
+      </w:pPr>
+      <w:r>
+        <w:rPr>
+          <w:rFonts w:ascii="Arial" w:cs="Arial" w:eastAsia="Arial" w:hAnsi="Arial"/>
+          <w:i/>
+          <w:iCs/>
+          <w:color w:val="888780"/>
+          <w:sz w:val="22"/>
+          <w:szCs w:val="22"/>
+        </w:rPr>
+        <w:t xml:space="preserve">(end state 2 — replace with a user-outcome statement)</w:t>
+      </w:r>
+    </w:p>
+    <w:p>
+      <w:pPr>
+        <w:pStyle w:val="ListParagraph"/>
+        <w:numPr>
+          <w:ilvl w:val="0"/>
+          <w:numId w:val="3"/>
+        </w:numPr>
+        <w:spacing w:after="80"/>
+      </w:pPr>
+      <w:r>
+        <w:rPr>
+          <w:rFonts w:ascii="Arial" w:cs="Arial" w:eastAsia="Arial" w:hAnsi="Arial"/>
+          <w:i/>
+          <w:iCs/>
+          <w:color w:val="888780"/>
+          <w:sz w:val="22"/>
+          <w:szCs w:val="22"/>
+        </w:rPr>
+        <w:t xml:space="preserve">(end state 3 — replace with a user-outcome statement)</w:t>
+      </w:r>
+    </w:p>
+    <w:p>
+      <w:pPr>
+        <w:pStyle w:val="ListParagraph"/>
+        <w:numPr>
+          <w:ilvl w:val="0"/>
+          <w:numId w:val="3"/>
+        </w:numPr>
+        <w:spacing w:after="80"/>
+      </w:pPr>
+      <w:r>
+        <w:rPr>
+          <w:rFonts w:ascii="Arial" w:cs="Arial" w:eastAsia="Arial" w:hAnsi="Arial"/>
+          <w:i/>
+          <w:iCs/>
+          <w:color w:val="888780"/>
+          <w:sz w:val="22"/>
+          <w:szCs w:val="22"/>
+        </w:rPr>
+        <w:t xml:space="preserve">(end state 4 — replace with a user-outcome statement)</w:t>
+      </w:r>
+    </w:p>
+    <w:p>
+      <w:pPr>
+        <w:pStyle w:val="ListParagraph"/>
+        <w:numPr>
+          <w:ilvl w:val="0"/>
+          <w:numId w:val="3"/>
+        </w:numPr>
+        <w:spacing w:after="80"/>
+      </w:pPr>
+      <w:r>
+        <w:rPr>
+          <w:rFonts w:ascii="Arial" w:cs="Arial" w:eastAsia="Arial" w:hAnsi="Arial"/>
+          <w:i/>
+          <w:iCs/>
+          <w:color w:val="888780"/>
+          <w:sz w:val="22"/>
+          <w:szCs w:val="22"/>
+        </w:rPr>
+        <w:t xml:space="preserve">(end state 5 — replace with a user-outcome statement)</w:t>
+      </w:r>
+    </w:p>
+    <w:p>
+      <w:pPr>
+        <w:pStyle w:val="Heading2"/>
         <w:spacing w:after="100" w:before="320"/>
       </w:pPr>
       <w:r>
@@ -1796,6 +1934,144 @@
     <w:p>
       <w:pPr>
         <w:pStyle w:val="Heading2"/>
+        <w:spacing w:after="80" w:before="360"/>
+      </w:pPr>
+      <w:r>
+        <w:rPr>
+          <w:rFonts w:ascii="Arial" w:cs="Arial" w:eastAsia="Arial" w:hAnsi="Arial"/>
+          <w:b/>
+          <w:bCs/>
+          <w:color w:val="1F1D18"/>
+          <w:sz w:val="28"/>
+          <w:szCs w:val="28"/>
+        </w:rPr>
+        <w:t xml:space="preserve">Fundamental end states</w:t>
+      </w:r>
+    </w:p>
+    <w:p>
+      <w:pPr>
+        <w:spacing w:after="160"/>
+      </w:pPr>
+      <w:r>
+        <w:rPr>
+          <w:rFonts w:ascii="Arial" w:cs="Arial" w:eastAsia="Arial" w:hAnsi="Arial"/>
+          <w:i/>
+          <w:iCs/>
+          <w:color w:val="56544C"/>
+          <w:sz w:val="22"/>
+          <w:szCs w:val="22"/>
+        </w:rPr>
+        <w:t xml:space="preserve">Edit each placeholder below with a user-outcome statement of the form “I can …”. These are the criteria the build is graded against to answer “does the system fully support this UC?”</w:t>
+      </w:r>
+    </w:p>
+    <w:p>
+      <w:pPr>
+        <w:pStyle w:val="ListParagraph"/>
+        <w:numPr>
+          <w:ilvl w:val="0"/>
+          <w:numId w:val="3"/>
+        </w:numPr>
+        <w:spacing w:after="80"/>
+      </w:pPr>
+      <w:r>
+        <w:rPr>
+          <w:rFonts w:ascii="Arial" w:cs="Arial" w:eastAsia="Arial" w:hAnsi="Arial"/>
+          <w:i/>
+          <w:iCs/>
+          <w:color w:val="888780"/>
+          <w:sz w:val="22"/>
+          <w:szCs w:val="22"/>
+        </w:rPr>
+        <w:t xml:space="preserve">(end state 1 — replace with a user-outcome statement)</w:t>
+      </w:r>
+    </w:p>
+    <w:p>
+      <w:pPr>
+        <w:pStyle w:val="ListParagraph"/>
+        <w:numPr>
+          <w:ilvl w:val="0"/>
+          <w:numId w:val="3"/>
+        </w:numPr>
+        <w:spacing w:after="80"/>
+      </w:pPr>
+      <w:r>
+        <w:rPr>
+          <w:rFonts w:ascii="Arial" w:cs="Arial" w:eastAsia="Arial" w:hAnsi="Arial"/>
+          <w:i/>
+          <w:iCs/>
+          <w:color w:val="888780"/>
+          <w:sz w:val="22"/>
+          <w:szCs w:val="22"/>
+        </w:rPr>
+        <w:t xml:space="preserve">(end state 2 — replace with a user-outcome statement)</w:t>
+      </w:r>
+    </w:p>
+    <w:p>
+      <w:pPr>
+        <w:pStyle w:val="ListParagraph"/>
+        <w:numPr>
+          <w:ilvl w:val="0"/>
+          <w:numId w:val="3"/>
+        </w:numPr>
+        <w:spacing w:after="80"/>
+      </w:pPr>
+      <w:r>
+        <w:rPr>
+          <w:rFonts w:ascii="Arial" w:cs="Arial" w:eastAsia="Arial" w:hAnsi="Arial"/>
+          <w:i/>
+          <w:iCs/>
+          <w:color w:val="888780"/>
+          <w:sz w:val="22"/>
+          <w:szCs w:val="22"/>
+        </w:rPr>
+        <w:t xml:space="preserve">(end state 3 — replace with a user-outcome statement)</w:t>
+      </w:r>
+    </w:p>
+    <w:p>
+      <w:pPr>
+        <w:pStyle w:val="ListParagraph"/>
+        <w:numPr>
+          <w:ilvl w:val="0"/>
+          <w:numId w:val="3"/>
+        </w:numPr>
+        <w:spacing w:after="80"/>
+      </w:pPr>
+      <w:r>
+        <w:rPr>
+          <w:rFonts w:ascii="Arial" w:cs="Arial" w:eastAsia="Arial" w:hAnsi="Arial"/>
+          <w:i/>
+          <w:iCs/>
+          <w:color w:val="888780"/>
+          <w:sz w:val="22"/>
+          <w:szCs w:val="22"/>
+        </w:rPr>
+        <w:t xml:space="preserve">(end state 4 — replace with a user-outcome statement)</w:t>
+      </w:r>
+    </w:p>
+    <w:p>
+      <w:pPr>
+        <w:pStyle w:val="ListParagraph"/>
+        <w:numPr>
+          <w:ilvl w:val="0"/>
+          <w:numId w:val="3"/>
+        </w:numPr>
+        <w:spacing w:after="80"/>
+      </w:pPr>
+      <w:r>
+        <w:rPr>
+          <w:rFonts w:ascii="Arial" w:cs="Arial" w:eastAsia="Arial" w:hAnsi="Arial"/>
+          <w:i/>
+          <w:iCs/>
+          <w:color w:val="888780"/>
+          <w:sz w:val="22"/>
+          <w:szCs w:val="22"/>
+        </w:rPr>
+        <w:t xml:space="preserve">(end state 5 — replace with a user-outcome statement)</w:t>
+      </w:r>
+    </w:p>
+    <w:p>
+      <w:pPr>
+        <w:pStyle w:val="Heading2"/>
         <w:spacing w:after="100" w:before="320"/>
       </w:pPr>
       <w:r>
@@ -2751,6 +3027,144 @@
     <w:p>
       <w:pPr>
         <w:pStyle w:val="Heading2"/>
+        <w:spacing w:after="80" w:before="360"/>
+      </w:pPr>
+      <w:r>
+        <w:rPr>
+          <w:rFonts w:ascii="Arial" w:cs="Arial" w:eastAsia="Arial" w:hAnsi="Arial"/>
+          <w:b/>
+          <w:bCs/>
+          <w:color w:val="1F1D18"/>
+          <w:sz w:val="28"/>
+          <w:szCs w:val="28"/>
+        </w:rPr>
+        <w:t xml:space="preserve">Fundamental end states</w:t>
+      </w:r>
+    </w:p>
+    <w:p>
+      <w:pPr>
+        <w:spacing w:after="160"/>
+      </w:pPr>
+      <w:r>
+        <w:rPr>
+          <w:rFonts w:ascii="Arial" w:cs="Arial" w:eastAsia="Arial" w:hAnsi="Arial"/>
+          <w:i/>
+          <w:iCs/>
+          <w:color w:val="56544C"/>
+          <w:sz w:val="22"/>
+          <w:szCs w:val="22"/>
+        </w:rPr>
+        <w:t xml:space="preserve">Edit each placeholder below with a user-outcome statement of the form “I can …”. These are the criteria the build is graded against to answer “does the system fully support this UC?”</w:t>
+      </w:r>
+    </w:p>
+    <w:p>
+      <w:pPr>
+        <w:pStyle w:val="ListParagraph"/>
+        <w:numPr>
+          <w:ilvl w:val="0"/>
+          <w:numId w:val="3"/>
+        </w:numPr>
+        <w:spacing w:after="80"/>
+      </w:pPr>
+      <w:r>
+        <w:rPr>
+          <w:rFonts w:ascii="Arial" w:cs="Arial" w:eastAsia="Arial" w:hAnsi="Arial"/>
+          <w:i/>
+          <w:iCs/>
+          <w:color w:val="888780"/>
+          <w:sz w:val="22"/>
+          <w:szCs w:val="22"/>
+        </w:rPr>
+        <w:t xml:space="preserve">(end state 1 — replace with a user-outcome statement)</w:t>
+      </w:r>
+    </w:p>
+    <w:p>
+      <w:pPr>
+        <w:pStyle w:val="ListParagraph"/>
+        <w:numPr>
+          <w:ilvl w:val="0"/>
+          <w:numId w:val="3"/>
+        </w:numPr>
+        <w:spacing w:after="80"/>
+      </w:pPr>
+      <w:r>
+        <w:rPr>
+          <w:rFonts w:ascii="Arial" w:cs="Arial" w:eastAsia="Arial" w:hAnsi="Arial"/>
+          <w:i/>
+          <w:iCs/>
+          <w:color w:val="888780"/>
+          <w:sz w:val="22"/>
+          <w:szCs w:val="22"/>
+        </w:rPr>
+        <w:t xml:space="preserve">(end state 2 — replace with a user-outcome statement)</w:t>
+      </w:r>
+    </w:p>
+    <w:p>
+      <w:pPr>
+        <w:pStyle w:val="ListParagraph"/>
+        <w:numPr>
+          <w:ilvl w:val="0"/>
+          <w:numId w:val="3"/>
+        </w:numPr>
+        <w:spacing w:after="80"/>
+      </w:pPr>
+      <w:r>
+        <w:rPr>
+          <w:rFonts w:ascii="Arial" w:cs="Arial" w:eastAsia="Arial" w:hAnsi="Arial"/>
+          <w:i/>
+          <w:iCs/>
+          <w:color w:val="888780"/>
+          <w:sz w:val="22"/>
+          <w:szCs w:val="22"/>
+        </w:rPr>
+        <w:t xml:space="preserve">(end state 3 — replace with a user-outcome statement)</w:t>
+      </w:r>
+    </w:p>
+    <w:p>
+      <w:pPr>
+        <w:pStyle w:val="ListParagraph"/>
+        <w:numPr>
+          <w:ilvl w:val="0"/>
+          <w:numId w:val="3"/>
+        </w:numPr>
+        <w:spacing w:after="80"/>
+      </w:pPr>
+      <w:r>
+        <w:rPr>
+          <w:rFonts w:ascii="Arial" w:cs="Arial" w:eastAsia="Arial" w:hAnsi="Arial"/>
+          <w:i/>
+          <w:iCs/>
+          <w:color w:val="888780"/>
+          <w:sz w:val="22"/>
+          <w:szCs w:val="22"/>
+        </w:rPr>
+        <w:t xml:space="preserve">(end state 4 — replace with a user-outcome statement)</w:t>
+      </w:r>
+    </w:p>
+    <w:p>
+      <w:pPr>
+        <w:pStyle w:val="ListParagraph"/>
+        <w:numPr>
+          <w:ilvl w:val="0"/>
+          <w:numId w:val="3"/>
+        </w:numPr>
+        <w:spacing w:after="80"/>
+      </w:pPr>
+      <w:r>
+        <w:rPr>
+          <w:rFonts w:ascii="Arial" w:cs="Arial" w:eastAsia="Arial" w:hAnsi="Arial"/>
+          <w:i/>
+          <w:iCs/>
+          <w:color w:val="888780"/>
+          <w:sz w:val="22"/>
+          <w:szCs w:val="22"/>
+        </w:rPr>
+        <w:t xml:space="preserve">(end state 5 — replace with a user-outcome statement)</w:t>
+      </w:r>
+    </w:p>
+    <w:p>
+      <w:pPr>
+        <w:pStyle w:val="Heading2"/>
         <w:spacing w:after="100" w:before="320"/>
       </w:pPr>
       <w:r>
@@ -4079,6 +4493,144 @@
     <w:p>
       <w:pPr>
         <w:pStyle w:val="Heading2"/>
+        <w:spacing w:after="80" w:before="360"/>
+      </w:pPr>
+      <w:r>
+        <w:rPr>
+          <w:rFonts w:ascii="Arial" w:cs="Arial" w:eastAsia="Arial" w:hAnsi="Arial"/>
+          <w:b/>
+          <w:bCs/>
+          <w:color w:val="1F1D18"/>
+          <w:sz w:val="28"/>
+          <w:szCs w:val="28"/>
+        </w:rPr>
+        <w:t xml:space="preserve">Fundamental end states</w:t>
+      </w:r>
+    </w:p>
+    <w:p>
+      <w:pPr>
+        <w:spacing w:after="160"/>
+      </w:pPr>
+      <w:r>
+        <w:rPr>
+          <w:rFonts w:ascii="Arial" w:cs="Arial" w:eastAsia="Arial" w:hAnsi="Arial"/>
+          <w:i/>
+          <w:iCs/>
+          <w:color w:val="56544C"/>
+          <w:sz w:val="22"/>
+          <w:szCs w:val="22"/>
+        </w:rPr>
+        <w:t xml:space="preserve">Edit each placeholder below with a user-outcome statement of the form “I can …”. These are the criteria the build is graded against to answer “does the system fully support this UC?”</w:t>
+      </w:r>
+    </w:p>
+    <w:p>
+      <w:pPr>
+        <w:pStyle w:val="ListParagraph"/>
+        <w:numPr>
+          <w:ilvl w:val="0"/>
+          <w:numId w:val="3"/>
+        </w:numPr>
+        <w:spacing w:after="80"/>
+      </w:pPr>
+      <w:r>
+        <w:rPr>
+          <w:rFonts w:ascii="Arial" w:cs="Arial" w:eastAsia="Arial" w:hAnsi="Arial"/>
+          <w:i/>
+          <w:iCs/>
+          <w:color w:val="888780"/>
+          <w:sz w:val="22"/>
+          <w:szCs w:val="22"/>
+        </w:rPr>
+        <w:t xml:space="preserve">(end state 1 — replace with a user-outcome statement)</w:t>
+      </w:r>
+    </w:p>
+    <w:p>
+      <w:pPr>
+        <w:pStyle w:val="ListParagraph"/>
+        <w:numPr>
+          <w:ilvl w:val="0"/>
+          <w:numId w:val="3"/>
+        </w:numPr>
+        <w:spacing w:after="80"/>
+      </w:pPr>
+      <w:r>
+        <w:rPr>
+          <w:rFonts w:ascii="Arial" w:cs="Arial" w:eastAsia="Arial" w:hAnsi="Arial"/>
+          <w:i/>
+          <w:iCs/>
+          <w:color w:val="888780"/>
+          <w:sz w:val="22"/>
+          <w:szCs w:val="22"/>
+        </w:rPr>
+        <w:t xml:space="preserve">(end state 2 — replace with a user-outcome statement)</w:t>
+      </w:r>
+    </w:p>
+    <w:p>
+      <w:pPr>
+        <w:pStyle w:val="ListParagraph"/>
+        <w:numPr>
+          <w:ilvl w:val="0"/>
+          <w:numId w:val="3"/>
+        </w:numPr>
+        <w:spacing w:after="80"/>
+      </w:pPr>
+      <w:r>
+        <w:rPr>
+          <w:rFonts w:ascii="Arial" w:cs="Arial" w:eastAsia="Arial" w:hAnsi="Arial"/>
+          <w:i/>
+          <w:iCs/>
+          <w:color w:val="888780"/>
+          <w:sz w:val="22"/>
+          <w:szCs w:val="22"/>
+        </w:rPr>
+        <w:t xml:space="preserve">(end state 3 — replace with a user-outcome statement)</w:t>
+      </w:r>
+    </w:p>
+    <w:p>
+      <w:pPr>
+        <w:pStyle w:val="ListParagraph"/>
+        <w:numPr>
+          <w:ilvl w:val="0"/>
+          <w:numId w:val="3"/>
+        </w:numPr>
+        <w:spacing w:after="80"/>
+      </w:pPr>
+      <w:r>
+        <w:rPr>
+          <w:rFonts w:ascii="Arial" w:cs="Arial" w:eastAsia="Arial" w:hAnsi="Arial"/>
+          <w:i/>
+          <w:iCs/>
+          <w:color w:val="888780"/>
+          <w:sz w:val="22"/>
+          <w:szCs w:val="22"/>
+        </w:rPr>
+        <w:t xml:space="preserve">(end state 4 — replace with a user-outcome statement)</w:t>
+      </w:r>
+    </w:p>
+    <w:p>
+      <w:pPr>
+        <w:pStyle w:val="ListParagraph"/>
+        <w:numPr>
+          <w:ilvl w:val="0"/>
+          <w:numId w:val="3"/>
+        </w:numPr>
+        <w:spacing w:after="80"/>
+      </w:pPr>
+      <w:r>
+        <w:rPr>
+          <w:rFonts w:ascii="Arial" w:cs="Arial" w:eastAsia="Arial" w:hAnsi="Arial"/>
+          <w:i/>
+          <w:iCs/>
+          <w:color w:val="888780"/>
+          <w:sz w:val="22"/>
+          <w:szCs w:val="22"/>
+        </w:rPr>
+        <w:t xml:space="preserve">(end state 5 — replace with a user-outcome statement)</w:t>
+      </w:r>
+    </w:p>
+    <w:p>
+      <w:pPr>
+        <w:pStyle w:val="Heading2"/>
         <w:spacing w:after="100" w:before="320"/>
       </w:pPr>
       <w:r>
@@ -4887,6 +5439,144 @@
     <w:p>
       <w:pPr>
         <w:pStyle w:val="Heading2"/>
+        <w:spacing w:after="80" w:before="360"/>
+      </w:pPr>
+      <w:r>
+        <w:rPr>
+          <w:rFonts w:ascii="Arial" w:cs="Arial" w:eastAsia="Arial" w:hAnsi="Arial"/>
+          <w:b/>
+          <w:bCs/>
+          <w:color w:val="1F1D18"/>
+          <w:sz w:val="28"/>
+          <w:szCs w:val="28"/>
+        </w:rPr>
+        <w:t xml:space="preserve">Fundamental end states</w:t>
+      </w:r>
+    </w:p>
+    <w:p>
+      <w:pPr>
+        <w:spacing w:after="160"/>
+      </w:pPr>
+      <w:r>
+        <w:rPr>
+          <w:rFonts w:ascii="Arial" w:cs="Arial" w:eastAsia="Arial" w:hAnsi="Arial"/>
+          <w:i/>
+          <w:iCs/>
+          <w:color w:val="56544C"/>
+          <w:sz w:val="22"/>
+          <w:szCs w:val="22"/>
+        </w:rPr>
+        <w:t xml:space="preserve">Edit each placeholder below with a user-outcome statement of the form “I can …”. These are the criteria the build is graded against to answer “does the system fully support this UC?”</w:t>
+      </w:r>
+    </w:p>
+    <w:p>
+      <w:pPr>
+        <w:pStyle w:val="ListParagraph"/>
+        <w:numPr>
+          <w:ilvl w:val="0"/>
+          <w:numId w:val="3"/>
+        </w:numPr>
+        <w:spacing w:after="80"/>
+      </w:pPr>
+      <w:r>
+        <w:rPr>
+          <w:rFonts w:ascii="Arial" w:cs="Arial" w:eastAsia="Arial" w:hAnsi="Arial"/>
+          <w:i/>
+          <w:iCs/>
+          <w:color w:val="888780"/>
+          <w:sz w:val="22"/>
+          <w:szCs w:val="22"/>
+        </w:rPr>
+        <w:t xml:space="preserve">(end state 1 — replace with a user-outcome statement)</w:t>
+      </w:r>
+    </w:p>
+    <w:p>
+      <w:pPr>
+        <w:pStyle w:val="ListParagraph"/>
+        <w:numPr>
+          <w:ilvl w:val="0"/>
+          <w:numId w:val="3"/>
+        </w:numPr>
+        <w:spacing w:after="80"/>
+      </w:pPr>
+      <w:r>
+        <w:rPr>
+          <w:rFonts w:ascii="Arial" w:cs="Arial" w:eastAsia="Arial" w:hAnsi="Arial"/>
+          <w:i/>
+          <w:iCs/>
+          <w:color w:val="888780"/>
+          <w:sz w:val="22"/>
+          <w:szCs w:val="22"/>
+        </w:rPr>
+        <w:t xml:space="preserve">(end state 2 — replace with a user-outcome statement)</w:t>
+      </w:r>
+    </w:p>
+    <w:p>
+      <w:pPr>
+        <w:pStyle w:val="ListParagraph"/>
+        <w:numPr>
+          <w:ilvl w:val="0"/>
+          <w:numId w:val="3"/>
+        </w:numPr>
+        <w:spacing w:after="80"/>
+      </w:pPr>
+      <w:r>
+        <w:rPr>
+          <w:rFonts w:ascii="Arial" w:cs="Arial" w:eastAsia="Arial" w:hAnsi="Arial"/>
+          <w:i/>
+          <w:iCs/>
+          <w:color w:val="888780"/>
+          <w:sz w:val="22"/>
+          <w:szCs w:val="22"/>
+        </w:rPr>
+        <w:t xml:space="preserve">(end state 3 — replace with a user-outcome statement)</w:t>
+      </w:r>
+    </w:p>
+    <w:p>
+      <w:pPr>
+        <w:pStyle w:val="ListParagraph"/>
+        <w:numPr>
+          <w:ilvl w:val="0"/>
+          <w:numId w:val="3"/>
+        </w:numPr>
+        <w:spacing w:after="80"/>
+      </w:pPr>
+      <w:r>
+        <w:rPr>
+          <w:rFonts w:ascii="Arial" w:cs="Arial" w:eastAsia="Arial" w:hAnsi="Arial"/>
+          <w:i/>
+          <w:iCs/>
+          <w:color w:val="888780"/>
+          <w:sz w:val="22"/>
+          <w:szCs w:val="22"/>
+        </w:rPr>
+        <w:t xml:space="preserve">(end state 4 — replace with a user-outcome statement)</w:t>
+      </w:r>
+    </w:p>
+    <w:p>
+      <w:pPr>
+        <w:pStyle w:val="ListParagraph"/>
+        <w:numPr>
+          <w:ilvl w:val="0"/>
+          <w:numId w:val="3"/>
+        </w:numPr>
+        <w:spacing w:after="80"/>
+      </w:pPr>
+      <w:r>
+        <w:rPr>
+          <w:rFonts w:ascii="Arial" w:cs="Arial" w:eastAsia="Arial" w:hAnsi="Arial"/>
+          <w:i/>
+          <w:iCs/>
+          <w:color w:val="888780"/>
+          <w:sz w:val="22"/>
+          <w:szCs w:val="22"/>
+        </w:rPr>
+        <w:t xml:space="preserve">(end state 5 — replace with a user-outcome statement)</w:t>
+      </w:r>
+    </w:p>
+    <w:p>
+      <w:pPr>
+        <w:pStyle w:val="Heading2"/>
         <w:spacing w:after="100" w:before="320"/>
       </w:pPr>
       <w:r>
@@ -6099,6 +6789,18 @@
       </w:pPr>
     </w:lvl>
   </w:abstractNum>
+  <w:abstractNum w:abstractNumId="3" w15:restartNumberingAfterBreak="0">
+    <w:multiLevelType w:val="hybridMultilevel"/>
+    <w:lvl w:ilvl="0" w15:tentative="1">
+      <w:start w:val="1"/>
+      <w:numFmt w:val="decimal"/>
+      <w:lvlText w:val="%1."/>
+      <w:lvlJc w:val="left"/>
+      <w:pPr>
+        <w:ind w:left="720" w:hanging="360"/>
+      </w:pPr>
+    </w:lvl>
+  </w:abstractNum>
   <w:num w:numId="1">
     <w:abstractNumId w:val="1"/>
     <w:lvlOverride w:ilvl="0">
@@ -6107,6 +6809,12 @@
   </w:num>
   <w:num w:numId="2">
     <w:abstractNumId w:val="2"/>
+    <w:lvlOverride w:ilvl="0">
+      <w:startOverride w:val="1"/>
+    </w:lvlOverride>
+  </w:num>
+  <w:num w:numId="3">
+    <w:abstractNumId w:val="3"/>
     <w:lvlOverride w:ilvl="0">
       <w:startOverride w:val="1"/>
     </w:lvlOverride>
